--- a/docs/Level1/高中英语语法切片-Level1-第10课-复数不规则变化.docx
+++ b/docs/Level1/高中英语语法切片-Level1-第10课-复数不规则变化.docx
@@ -2002,7 +2002,7 @@
           <w:sz w:val="24"/>
           <w:szCs w:val="24"/>
         </w:rPr>
-        <w:t xml:space="preserve">方法讲完了。我们看两道例题。</w:t>
+        <w:t xml:space="preserve">讲完了。我们用两道例题走一遍。</w:t>
       </w:r>
     </w:p>
     <w:p>
@@ -2214,7 +2214,7 @@
           <w:sz w:val="24"/>
           <w:szCs w:val="24"/>
         </w:rPr>
-        <w:t xml:space="preserve">第二道例题，这回我不提示。</w:t>
+        <w:t xml:space="preserve">第二道例题，这次不提示了。</w:t>
       </w:r>
     </w:p>
     <w:p>
@@ -3629,7 +3629,7 @@
           <w:sz w:val="24"/>
           <w:szCs w:val="24"/>
         </w:rPr>
-        <w:t xml:space="preserve">最后三件事，你考场上得练成条件反射。</w:t>
+        <w:t xml:space="preserve">最后三点，你做题时要下意识地检查。</w:t>
       </w:r>
     </w:p>
     <w:p>

--- a/docs/Level1/高中英语语法切片-Level1-第10课-复数不规则变化.docx
+++ b/docs/Level1/高中英语语法切片-Level1-第10课-复数不规则变化.docx
@@ -2738,119 +2738,147 @@
           <w:sz w:val="24"/>
           <w:szCs w:val="24"/>
         </w:rPr>
-        <w:t xml:space="preserve">题目：The old farmer keeps twenty ____________ (ox) and some ____________ (goose) on his farm.</w:t>
-      </w:r>
-    </w:p>
-    <w:p>
-      <w:pPr>
-        <w:spacing w:after="160" w:line="380"/>
-        <w:ind w:firstLine="480"/>
-      </w:pPr>
-      <w:r>
-        <w:rPr>
-          <w:rFonts w:ascii="SimSun" w:cs="SimSun" w:eastAsia="SimSun" w:hAnsi="SimSun"/>
-          <w:sz w:val="24"/>
-          <w:szCs w:val="24"/>
-        </w:rPr>
-        <w:t xml:space="preserve">先自己写一个答案，两个空都写。写好了？</w:t>
-      </w:r>
-    </w:p>
-    <w:p>
-      <w:pPr>
-        <w:spacing w:after="160" w:line="380"/>
-        <w:ind w:firstLine="480"/>
-      </w:pPr>
-      <w:r>
-        <w:rPr>
-          <w:rFonts w:ascii="SimSun" w:cs="SimSun" w:eastAsia="SimSun" w:hAnsi="SimSun"/>
-          <w:sz w:val="24"/>
-          <w:szCs w:val="24"/>
-        </w:rPr>
-        <w:t xml:space="preserve">往下走。</w:t>
-      </w:r>
-    </w:p>
-    <w:p>
-      <w:pPr>
-        <w:spacing w:after="160" w:line="380"/>
-        <w:ind w:firstLine="480"/>
-      </w:pPr>
-      <w:r>
-        <w:rPr>
-          <w:rFonts w:ascii="SimSun" w:cs="SimSun" w:eastAsia="SimSun" w:hAnsi="SimSun"/>
-          <w:sz w:val="24"/>
-          <w:szCs w:val="24"/>
-        </w:rPr>
-        <w:t xml:space="preserve">两个空走的是两条不同的路，你分清楚。</w:t>
-      </w:r>
-    </w:p>
-    <w:p>
-      <w:pPr>
-        <w:spacing w:after="160" w:line="380"/>
-        <w:ind w:firstLine="480"/>
-      </w:pPr>
-      <w:r>
-        <w:rPr>
-          <w:rFonts w:ascii="SimSun" w:cs="SimSun" w:eastAsia="SimSun" w:hAnsi="SimSun"/>
-          <w:sz w:val="24"/>
-          <w:szCs w:val="24"/>
-        </w:rPr>
-        <w:t xml:space="preserve">第一个空，ox 是公牛。它属于加特殊词尾那一组，加的是 en，变成 oxen。</w:t>
-      </w:r>
-    </w:p>
-    <w:p>
-      <w:pPr>
-        <w:spacing w:after="160" w:line="380"/>
-        <w:ind w:firstLine="480"/>
-      </w:pPr>
-      <w:r>
-        <w:rPr>
-          <w:rFonts w:ascii="SimSun" w:cs="SimSun" w:eastAsia="SimSun" w:hAnsi="SimSun"/>
-          <w:sz w:val="24"/>
-          <w:szCs w:val="24"/>
-        </w:rPr>
-        <w:t xml:space="preserve">你注意，不是加 s，是加 en。这一组高中就两个词，另一个是 child。</w:t>
-      </w:r>
-    </w:p>
-    <w:p>
-      <w:pPr>
-        <w:spacing w:after="160" w:line="380"/>
-        <w:ind w:firstLine="480"/>
-      </w:pPr>
-      <w:r>
-        <w:rPr>
-          <w:rFonts w:ascii="SimSun" w:cs="SimSun" w:eastAsia="SimSun" w:hAnsi="SimSun"/>
-          <w:sz w:val="24"/>
-          <w:szCs w:val="24"/>
-        </w:rPr>
-        <w:t xml:space="preserve">第二个空，goose 是鹅。它属于内部元音变化，oo 改成 ee，变成 geese。</w:t>
-      </w:r>
-    </w:p>
-    <w:p>
-      <w:pPr>
-        <w:spacing w:after="160" w:line="380"/>
-        <w:ind w:firstLine="480"/>
-      </w:pPr>
-      <w:r>
-        <w:rPr>
-          <w:rFonts w:ascii="SimSun" w:cs="SimSun" w:eastAsia="SimSun" w:hAnsi="SimSun"/>
-          <w:sz w:val="24"/>
-          <w:szCs w:val="24"/>
-        </w:rPr>
-        <w:t xml:space="preserve">我提醒你，所以两个词都不加 s，可原因完全不同：一个加了特殊词尾，一个改了中间的元音。</w:t>
-      </w:r>
-    </w:p>
-    <w:p>
-      <w:pPr>
-        <w:spacing w:after="160" w:line="380"/>
-        <w:ind w:firstLine="480"/>
-      </w:pPr>
-      <w:r>
-        <w:rPr>
-          <w:rFonts w:ascii="SimSun" w:cs="SimSun" w:eastAsia="SimSun" w:hAnsi="SimSun"/>
-          <w:sz w:val="24"/>
-          <w:szCs w:val="24"/>
-        </w:rPr>
-        <w:t xml:space="preserve">所以两个空分别填 oxen 和 geese。</w:t>
+        <w:t xml:space="preserve">题目：下面三个词的复数，请分别说出它们各属于今天讲的哪一组，并写出复数形式。ox、goose、Japanese</w:t>
+      </w:r>
+    </w:p>
+    <w:p>
+      <w:pPr>
+        <w:spacing w:after="160" w:line="380"/>
+        <w:ind w:firstLine="480"/>
+      </w:pPr>
+      <w:r>
+        <w:rPr>
+          <w:rFonts w:ascii="SimSun" w:cs="SimSun" w:eastAsia="SimSun" w:hAnsi="SimSun"/>
+          <w:sz w:val="24"/>
+          <w:szCs w:val="24"/>
+        </w:rPr>
+        <w:t xml:space="preserve">这道题你先自己判断，三个都写下来。写完了吗？</w:t>
+      </w:r>
+    </w:p>
+    <w:p>
+      <w:pPr>
+        <w:spacing w:after="160" w:line="380"/>
+        <w:ind w:firstLine="480"/>
+      </w:pPr>
+      <w:r>
+        <w:rPr>
+          <w:rFonts w:ascii="SimSun" w:cs="SimSun" w:eastAsia="SimSun" w:hAnsi="SimSun"/>
+          <w:sz w:val="24"/>
+          <w:szCs w:val="24"/>
+        </w:rPr>
+        <w:t xml:space="preserve">这三个词分属三组，正好把今天的内容串一遍。</w:t>
+      </w:r>
+    </w:p>
+    <w:p>
+      <w:pPr>
+        <w:spacing w:after="160" w:line="380"/>
+        <w:ind w:firstLine="480"/>
+      </w:pPr>
+      <w:r>
+        <w:rPr>
+          <w:rFonts w:ascii="SimSun" w:cs="SimSun" w:eastAsia="SimSun" w:hAnsi="SimSun"/>
+          <w:sz w:val="24"/>
+          <w:szCs w:val="24"/>
+        </w:rPr>
+        <w:t xml:space="preserve">先看 ox，公牛。它的复数是 oxen，加的是 en，不是 s。</w:t>
+      </w:r>
+    </w:p>
+    <w:p>
+      <w:pPr>
+        <w:spacing w:after="160" w:line="380"/>
+        <w:ind w:firstLine="480"/>
+      </w:pPr>
+      <w:r>
+        <w:rPr>
+          <w:rFonts w:ascii="SimSun" w:cs="SimSun" w:eastAsia="SimSun" w:hAnsi="SimSun"/>
+          <w:sz w:val="24"/>
+          <w:szCs w:val="24"/>
+        </w:rPr>
+        <w:t xml:space="preserve">这属于加特殊词尾那一组。高中这一组就两个词，另一个是 child 变 children。</w:t>
+      </w:r>
+    </w:p>
+    <w:p>
+      <w:pPr>
+        <w:spacing w:after="160" w:line="380"/>
+        <w:ind w:firstLine="480"/>
+      </w:pPr>
+      <w:r>
+        <w:rPr>
+          <w:rFonts w:ascii="SimSun" w:cs="SimSun" w:eastAsia="SimSun" w:hAnsi="SimSun"/>
+          <w:sz w:val="24"/>
+          <w:szCs w:val="24"/>
+        </w:rPr>
+        <w:t xml:space="preserve">再看 goose，鹅。复数是 geese，中间的 oo 改成了 ee。</w:t>
+      </w:r>
+    </w:p>
+    <w:p>
+      <w:pPr>
+        <w:spacing w:after="160" w:line="380"/>
+        <w:ind w:firstLine="480"/>
+      </w:pPr>
+      <w:r>
+        <w:rPr>
+          <w:rFonts w:ascii="SimSun" w:cs="SimSun" w:eastAsia="SimSun" w:hAnsi="SimSun"/>
+          <w:sz w:val="24"/>
+          <w:szCs w:val="24"/>
+        </w:rPr>
+        <w:t xml:space="preserve">这属于内部元音变化那一组。同组的还有 foot 变 feet、tooth 变 teeth。</w:t>
+      </w:r>
+    </w:p>
+    <w:p>
+      <w:pPr>
+        <w:spacing w:after="160" w:line="380"/>
+        <w:ind w:firstLine="480"/>
+      </w:pPr>
+      <w:r>
+        <w:rPr>
+          <w:rFonts w:ascii="SimSun" w:cs="SimSun" w:eastAsia="SimSun" w:hAnsi="SimSun"/>
+          <w:sz w:val="24"/>
+          <w:szCs w:val="24"/>
+        </w:rPr>
+        <w:t xml:space="preserve">最后 Japanese，日本人。它的复数还是 Japanese，什么都不加。</w:t>
+      </w:r>
+    </w:p>
+    <w:p>
+      <w:pPr>
+        <w:spacing w:after="160" w:line="380"/>
+        <w:ind w:firstLine="480"/>
+      </w:pPr>
+      <w:r>
+        <w:rPr>
+          <w:rFonts w:ascii="SimSun" w:cs="SimSun" w:eastAsia="SimSun" w:hAnsi="SimSun"/>
+          <w:sz w:val="24"/>
+          <w:szCs w:val="24"/>
+        </w:rPr>
+        <w:t xml:space="preserve">这属于单复数同形那一组。同组的还有 sheep、deer、fish、Chinese。</w:t>
+      </w:r>
+    </w:p>
+    <w:p>
+      <w:pPr>
+        <w:spacing w:after="160" w:line="380"/>
+        <w:ind w:firstLine="480"/>
+      </w:pPr>
+      <w:r>
+        <w:rPr>
+          <w:rFonts w:ascii="SimSun" w:cs="SimSun" w:eastAsia="SimSun" w:hAnsi="SimSun"/>
+          <w:sz w:val="24"/>
+          <w:szCs w:val="24"/>
+        </w:rPr>
+        <w:t xml:space="preserve">你看，三个词三条路，一个加特殊词尾，一个改元音，一个什么都不加。</w:t>
+      </w:r>
+    </w:p>
+    <w:p>
+      <w:pPr>
+        <w:spacing w:after="160" w:line="380"/>
+        <w:ind w:firstLine="480"/>
+      </w:pPr>
+      <w:r>
+        <w:rPr>
+          <w:rFonts w:ascii="SimSun" w:cs="SimSun" w:eastAsia="SimSun" w:hAnsi="SimSun"/>
+          <w:sz w:val="24"/>
+          <w:szCs w:val="24"/>
+        </w:rPr>
+        <w:t xml:space="preserve">所以 ox 变 oxen 属加特殊词尾，goose 变 geese 属内部元音变化，Japanese 不变属单复数同形。</w:t>
       </w:r>
     </w:p>
     <w:p>

--- a/docs/Level1/高中英语语法切片-Level1-第10课-复数不规则变化.docx
+++ b/docs/Level1/高中英语语法切片-Level1-第10课-复数不规则变化.docx
@@ -185,7 +185,7 @@
           <w:sz w:val="24"/>
           <w:szCs w:val="24"/>
         </w:rPr>
-        <w:t xml:space="preserve">题目：Three ____________ (woman) doctors are working in that small clinic.</w:t>
+        <w:t xml:space="preserve">题目：Two ____________ (man) were carrying a heavy box into the lift.</w:t>
       </w:r>
     </w:p>
     <w:p>
@@ -213,147 +213,105 @@
           <w:sz w:val="24"/>
           <w:szCs w:val="24"/>
         </w:rPr>
-        <w:t xml:space="preserve">这道题有个特别容易忽略的点，我先卖个关子。</w:t>
-      </w:r>
-    </w:p>
-    <w:p>
-      <w:pPr>
-        <w:spacing w:after="160" w:line="380"/>
-        <w:ind w:firstLine="480"/>
-      </w:pPr>
-      <w:r>
-        <w:rPr>
-          <w:rFonts w:ascii="SimSun" w:cs="SimSun" w:eastAsia="SimSun" w:hAnsi="SimSun"/>
-          <w:sz w:val="24"/>
-          <w:szCs w:val="24"/>
-        </w:rPr>
-        <w:t xml:space="preserve">就这样。</w:t>
-      </w:r>
-    </w:p>
-    <w:p>
-      <w:pPr>
-        <w:spacing w:after="160" w:line="380"/>
-        <w:ind w:firstLine="480"/>
-      </w:pPr>
-      <w:r>
-        <w:rPr>
-          <w:rFonts w:ascii="SimSun" w:cs="SimSun" w:eastAsia="SimSun" w:hAnsi="SimSun"/>
-          <w:sz w:val="24"/>
-          <w:szCs w:val="24"/>
-        </w:rPr>
-        <w:t xml:space="preserve">woman 的复数是什么？women。这个大部分同学知道。</w:t>
-      </w:r>
-    </w:p>
-    <w:p>
-      <w:pPr>
-        <w:spacing w:after="160" w:line="380"/>
-        <w:ind w:firstLine="480"/>
-      </w:pPr>
-      <w:r>
-        <w:rPr>
-          <w:rFonts w:ascii="SimSun" w:cs="SimSun" w:eastAsia="SimSun" w:hAnsi="SimSun"/>
-          <w:sz w:val="24"/>
-          <w:szCs w:val="24"/>
-        </w:rPr>
-        <w:t xml:space="preserve">可这句话里的 woman 是修饰 doctors 的，它在当定语用。</w:t>
-      </w:r>
-    </w:p>
-    <w:p>
-      <w:pPr>
-        <w:spacing w:after="160" w:line="380"/>
-        <w:ind w:firstLine="480"/>
-      </w:pPr>
-      <w:r>
-        <w:rPr>
-          <w:rFonts w:ascii="SimSun" w:cs="SimSun" w:eastAsia="SimSun" w:hAnsi="SimSun"/>
-          <w:sz w:val="24"/>
-          <w:szCs w:val="24"/>
-        </w:rPr>
-        <w:t xml:space="preserve">那定语用单数还是复数？</w:t>
-      </w:r>
-    </w:p>
-    <w:p>
-      <w:pPr>
-        <w:spacing w:after="160" w:line="380"/>
-        <w:ind w:firstLine="480"/>
-      </w:pPr>
-      <w:r>
-        <w:rPr>
-          <w:rFonts w:ascii="SimSun" w:cs="SimSun" w:eastAsia="SimSun" w:hAnsi="SimSun"/>
-          <w:sz w:val="24"/>
-          <w:szCs w:val="24"/>
-        </w:rPr>
-        <w:t xml:space="preserve">一般来说，名词作定语要用单数，比如 a shoe shop 鞋店，不说 shoes shop。</w:t>
-      </w:r>
-    </w:p>
-    <w:p>
-      <w:pPr>
-        <w:spacing w:after="160" w:line="380"/>
-        <w:ind w:firstLine="480"/>
-      </w:pPr>
-      <w:r>
-        <w:rPr>
-          <w:rFonts w:ascii="SimSun" w:cs="SimSun" w:eastAsia="SimSun" w:hAnsi="SimSun"/>
-          <w:sz w:val="24"/>
-          <w:szCs w:val="24"/>
-        </w:rPr>
-        <w:t xml:space="preserve">可 man 和 woman 是例外。它们作定语的时候，要跟着后面那个名词一起变复数。</w:t>
-      </w:r>
-    </w:p>
-    <w:p>
-      <w:pPr>
-        <w:spacing w:after="160" w:line="380"/>
-        <w:ind w:firstLine="480"/>
-      </w:pPr>
-      <w:r>
-        <w:rPr>
-          <w:rFonts w:ascii="SimSun" w:cs="SimSun" w:eastAsia="SimSun" w:hAnsi="SimSun"/>
-          <w:sz w:val="24"/>
-          <w:szCs w:val="24"/>
-        </w:rPr>
-        <w:t xml:space="preserve">后面是 doctors，复数，所以前面也得用 women。</w:t>
-      </w:r>
-    </w:p>
-    <w:p>
-      <w:pPr>
-        <w:spacing w:after="160" w:line="380"/>
-        <w:ind w:firstLine="480"/>
-      </w:pPr>
-      <w:r>
-        <w:rPr>
-          <w:rFonts w:ascii="SimSun" w:cs="SimSun" w:eastAsia="SimSun" w:hAnsi="SimSun"/>
-          <w:sz w:val="24"/>
-          <w:szCs w:val="24"/>
-        </w:rPr>
-        <w:t xml:space="preserve">记住它。</w:t>
-      </w:r>
-    </w:p>
-    <w:p>
-      <w:pPr>
-        <w:spacing w:after="160" w:line="380"/>
-        <w:ind w:firstLine="480"/>
-      </w:pPr>
-      <w:r>
-        <w:rPr>
-          <w:rFonts w:ascii="SimSun" w:cs="SimSun" w:eastAsia="SimSun" w:hAnsi="SimSun"/>
-          <w:sz w:val="24"/>
-          <w:szCs w:val="24"/>
-        </w:rPr>
-        <w:t xml:space="preserve">所以这儿填 women。</w:t>
-      </w:r>
-    </w:p>
-    <w:p>
-      <w:pPr>
-        <w:spacing w:after="160" w:line="380"/>
-        <w:ind w:firstLine="480"/>
-      </w:pPr>
-      <w:r>
-        <w:rPr>
-          <w:rFonts w:ascii="SimSun" w:cs="SimSun" w:eastAsia="SimSun" w:hAnsi="SimSun"/>
-          <w:sz w:val="24"/>
-          <w:szCs w:val="24"/>
-        </w:rPr>
-        <w:t xml:space="preserve">你把这条单独记一下：man 和 woman 作定语时，前后一起变复数。</w:t>
+        <w:t xml:space="preserve">这道题最基本，我拿它开个头。</w:t>
+      </w:r>
+    </w:p>
+    <w:p>
+      <w:pPr>
+        <w:spacing w:after="160" w:line="380"/>
+        <w:ind w:firstLine="480"/>
+      </w:pPr>
+      <w:r>
+        <w:rPr>
+          <w:rFonts w:ascii="SimSun" w:cs="SimSun" w:eastAsia="SimSun" w:hAnsi="SimSun"/>
+          <w:sz w:val="24"/>
+          <w:szCs w:val="24"/>
+        </w:rPr>
+        <w:t xml:space="preserve">空前面是 Two，明确复数。</w:t>
+      </w:r>
+    </w:p>
+    <w:p>
+      <w:pPr>
+        <w:spacing w:after="160" w:line="380"/>
+        <w:ind w:firstLine="480"/>
+      </w:pPr>
+      <w:r>
+        <w:rPr>
+          <w:rFonts w:ascii="SimSun" w:cs="SimSun" w:eastAsia="SimSun" w:hAnsi="SimSun"/>
+          <w:sz w:val="24"/>
+          <w:szCs w:val="24"/>
+        </w:rPr>
+        <w:t xml:space="preserve">man 的复数是什么？不是 mans。</w:t>
+      </w:r>
+    </w:p>
+    <w:p>
+      <w:pPr>
+        <w:spacing w:after="160" w:line="380"/>
+        <w:ind w:firstLine="480"/>
+      </w:pPr>
+      <w:r>
+        <w:rPr>
+          <w:rFonts w:ascii="SimSun" w:cs="SimSun" w:eastAsia="SimSun" w:hAnsi="SimSun"/>
+          <w:sz w:val="24"/>
+          <w:szCs w:val="24"/>
+        </w:rPr>
+        <w:t xml:space="preserve">它属于内部元音变化那一类——不加词尾，而是把中间的元音字母改掉。</w:t>
+      </w:r>
+    </w:p>
+    <w:p>
+      <w:pPr>
+        <w:spacing w:after="160" w:line="380"/>
+        <w:ind w:firstLine="480"/>
+      </w:pPr>
+      <w:r>
+        <w:rPr>
+          <w:rFonts w:ascii="SimSun" w:cs="SimSun" w:eastAsia="SimSun" w:hAnsi="SimSun"/>
+          <w:sz w:val="24"/>
+          <w:szCs w:val="24"/>
+        </w:rPr>
+        <w:t xml:space="preserve">man 中间是 a，改成 e，变成 men。</w:t>
+      </w:r>
+    </w:p>
+    <w:p>
+      <w:pPr>
+        <w:spacing w:after="160" w:line="380"/>
+        <w:ind w:firstLine="480"/>
+      </w:pPr>
+      <w:r>
+        <w:rPr>
+          <w:rFonts w:ascii="SimSun" w:cs="SimSun" w:eastAsia="SimSun" w:hAnsi="SimSun"/>
+          <w:sz w:val="24"/>
+          <w:szCs w:val="24"/>
+        </w:rPr>
+        <w:t xml:space="preserve">所以这儿填 men。</w:t>
+      </w:r>
+    </w:p>
+    <w:p>
+      <w:pPr>
+        <w:spacing w:after="160" w:line="380"/>
+        <w:ind w:firstLine="480"/>
+      </w:pPr>
+      <w:r>
+        <w:rPr>
+          <w:rFonts w:ascii="SimSun" w:cs="SimSun" w:eastAsia="SimSun" w:hAnsi="SimSun"/>
+          <w:sz w:val="24"/>
+          <w:szCs w:val="24"/>
+        </w:rPr>
+        <w:t xml:space="preserve">你再看谓语 were carrying，复数形式，也印证了主语是复数。</w:t>
+      </w:r>
+    </w:p>
+    <w:p>
+      <w:pPr>
+        <w:spacing w:after="160" w:line="380"/>
+        <w:ind w:firstLine="480"/>
+      </w:pPr>
+      <w:r>
+        <w:rPr>
+          <w:rFonts w:ascii="SimSun" w:cs="SimSun" w:eastAsia="SimSun" w:hAnsi="SimSun"/>
+          <w:sz w:val="24"/>
+          <w:szCs w:val="24"/>
+        </w:rPr>
+        <w:t xml:space="preserve">同一类的还有 woman 变 women，也是 a 改成 e。这两个你放一起记。</w:t>
       </w:r>
     </w:p>
     <w:p>
@@ -1470,6 +1428,20 @@
           <w:sz w:val="24"/>
           <w:szCs w:val="24"/>
         </w:rPr>
+        <w:t xml:space="preserve">你注意，这个词第八课出现过——那时候我们说它是可数名词，现在你知道它的复数长什么样了。</w:t>
+      </w:r>
+    </w:p>
+    <w:p>
+      <w:pPr>
+        <w:spacing w:after="160" w:line="380"/>
+        <w:ind w:firstLine="480"/>
+      </w:pPr>
+      <w:r>
+        <w:rPr>
+          <w:rFonts w:ascii="SimSun" w:cs="SimSun" w:eastAsia="SimSun" w:hAnsi="SimSun"/>
+          <w:sz w:val="24"/>
+          <w:szCs w:val="24"/>
+        </w:rPr>
         <w:t xml:space="preserve">再看 ox 公牛变 oxen，加的是 en。</w:t>
       </w:r>
     </w:p>
@@ -1988,7 +1960,7 @@
           <w:sz w:val="24"/>
           <w:szCs w:val="24"/>
         </w:rPr>
-        <w:t xml:space="preserve">你听好，这跟上节课量词短语那条是同一个道理——两条建议是 two pieces of advice，s 也是加在中心的 piece 上。</w:t>
+        <w:t xml:space="preserve">你听好，这跟第八课量词短语那条是同一个道理——s 都是加在中心的那个词上。</w:t>
       </w:r>
     </w:p>
     <w:p>
@@ -2568,7 +2540,7 @@
           <w:sz w:val="24"/>
           <w:szCs w:val="24"/>
         </w:rPr>
-        <w:t xml:space="preserve">题目：Two ____________ (man) drivers were waiting at the gate of the factory.</w:t>
+        <w:t xml:space="preserve">题目：Three ____________ (woman) doctors are working in that small clinic.</w:t>
       </w:r>
     </w:p>
     <w:p>
@@ -2596,105 +2568,119 @@
           <w:sz w:val="24"/>
           <w:szCs w:val="24"/>
         </w:rPr>
-        <w:t xml:space="preserve">别绕。</w:t>
-      </w:r>
-    </w:p>
-    <w:p>
-      <w:pPr>
-        <w:spacing w:after="160" w:line="380"/>
-        <w:ind w:firstLine="480"/>
-      </w:pPr>
-      <w:r>
-        <w:rPr>
-          <w:rFonts w:ascii="SimSun" w:cs="SimSun" w:eastAsia="SimSun" w:hAnsi="SimSun"/>
-          <w:sz w:val="24"/>
-          <w:szCs w:val="24"/>
-        </w:rPr>
-        <w:t xml:space="preserve">这道题跟课前测第一题是一对，你比对着做。看出门道了吗？</w:t>
-      </w:r>
-    </w:p>
-    <w:p>
-      <w:pPr>
-        <w:spacing w:after="160" w:line="380"/>
-        <w:ind w:firstLine="480"/>
-      </w:pPr>
-      <w:r>
-        <w:rPr>
-          <w:rFonts w:ascii="SimSun" w:cs="SimSun" w:eastAsia="SimSun" w:hAnsi="SimSun"/>
-          <w:sz w:val="24"/>
-          <w:szCs w:val="24"/>
-        </w:rPr>
-        <w:t xml:space="preserve">man 的复数是 men，这是内部元音变化，a 改成 e。</w:t>
-      </w:r>
-    </w:p>
-    <w:p>
-      <w:pPr>
-        <w:spacing w:after="160" w:line="380"/>
-        <w:ind w:firstLine="480"/>
-      </w:pPr>
-      <w:r>
-        <w:rPr>
-          <w:rFonts w:ascii="SimSun" w:cs="SimSun" w:eastAsia="SimSun" w:hAnsi="SimSun"/>
-          <w:sz w:val="24"/>
-          <w:szCs w:val="24"/>
-        </w:rPr>
-        <w:t xml:space="preserve">可关键不在这儿，关键在它作定语。</w:t>
-      </w:r>
-    </w:p>
-    <w:p>
-      <w:pPr>
-        <w:spacing w:after="160" w:line="380"/>
-        <w:ind w:firstLine="480"/>
-      </w:pPr>
-      <w:r>
-        <w:rPr>
-          <w:rFonts w:ascii="SimSun" w:cs="SimSun" w:eastAsia="SimSun" w:hAnsi="SimSun"/>
-          <w:sz w:val="24"/>
-          <w:szCs w:val="24"/>
-        </w:rPr>
-        <w:t xml:space="preserve">你自己想，一般名词作定语用单数，可 man 和 woman 是例外——它们要跟着后面那个名词一起变复数。</w:t>
-      </w:r>
-    </w:p>
-    <w:p>
-      <w:pPr>
-        <w:spacing w:after="160" w:line="380"/>
-        <w:ind w:firstLine="480"/>
-      </w:pPr>
-      <w:r>
-        <w:rPr>
-          <w:rFonts w:ascii="SimSun" w:cs="SimSun" w:eastAsia="SimSun" w:hAnsi="SimSun"/>
-          <w:sz w:val="24"/>
-          <w:szCs w:val="24"/>
-        </w:rPr>
-        <w:t xml:space="preserve">后面是 drivers，复数，所以前面用 men。</w:t>
-      </w:r>
-    </w:p>
-    <w:p>
-      <w:pPr>
-        <w:spacing w:after="160" w:line="380"/>
-        <w:ind w:firstLine="480"/>
-      </w:pPr>
-      <w:r>
-        <w:rPr>
-          <w:rFonts w:ascii="SimSun" w:cs="SimSun" w:eastAsia="SimSun" w:hAnsi="SimSun"/>
-          <w:sz w:val="24"/>
-          <w:szCs w:val="24"/>
-        </w:rPr>
-        <w:t xml:space="preserve">所以这儿填 men。</w:t>
-      </w:r>
-    </w:p>
-    <w:p>
-      <w:pPr>
-        <w:spacing w:after="160" w:line="380"/>
-        <w:ind w:firstLine="480"/>
-      </w:pPr>
-      <w:r>
-        <w:rPr>
-          <w:rFonts w:ascii="SimSun" w:cs="SimSun" w:eastAsia="SimSun" w:hAnsi="SimSun"/>
-          <w:sz w:val="24"/>
-          <w:szCs w:val="24"/>
-        </w:rPr>
-        <w:t xml:space="preserve">你把 men drivers 和 women doctors 这两个搭配放一起记，考试爱考。</w:t>
+        <w:t xml:space="preserve">这道题有个特别容易忽略的点。</w:t>
+      </w:r>
+    </w:p>
+    <w:p>
+      <w:pPr>
+        <w:spacing w:after="160" w:line="380"/>
+        <w:ind w:firstLine="480"/>
+      </w:pPr>
+      <w:r>
+        <w:rPr>
+          <w:rFonts w:ascii="SimSun" w:cs="SimSun" w:eastAsia="SimSun" w:hAnsi="SimSun"/>
+          <w:sz w:val="24"/>
+          <w:szCs w:val="24"/>
+        </w:rPr>
+        <w:t xml:space="preserve">woman 的复数是 women，这个课前测第一题我们已经练过了，a 改成 e。</w:t>
+      </w:r>
+    </w:p>
+    <w:p>
+      <w:pPr>
+        <w:spacing w:after="160" w:line="380"/>
+        <w:ind w:firstLine="480"/>
+      </w:pPr>
+      <w:r>
+        <w:rPr>
+          <w:rFonts w:ascii="SimSun" w:cs="SimSun" w:eastAsia="SimSun" w:hAnsi="SimSun"/>
+          <w:sz w:val="24"/>
+          <w:szCs w:val="24"/>
+        </w:rPr>
+        <w:t xml:space="preserve">可关键不在这儿。你注意，这句话里的 woman 是修饰 doctors 的，它在当定语用。</w:t>
+      </w:r>
+    </w:p>
+    <w:p>
+      <w:pPr>
+        <w:spacing w:after="160" w:line="380"/>
+        <w:ind w:firstLine="480"/>
+      </w:pPr>
+      <w:r>
+        <w:rPr>
+          <w:rFonts w:ascii="SimSun" w:cs="SimSun" w:eastAsia="SimSun" w:hAnsi="SimSun"/>
+          <w:sz w:val="24"/>
+          <w:szCs w:val="24"/>
+        </w:rPr>
+        <w:t xml:space="preserve">那定语用单数还是复数？</w:t>
+      </w:r>
+    </w:p>
+    <w:p>
+      <w:pPr>
+        <w:spacing w:after="160" w:line="380"/>
+        <w:ind w:firstLine="480"/>
+      </w:pPr>
+      <w:r>
+        <w:rPr>
+          <w:rFonts w:ascii="SimSun" w:cs="SimSun" w:eastAsia="SimSun" w:hAnsi="SimSun"/>
+          <w:sz w:val="24"/>
+          <w:szCs w:val="24"/>
+        </w:rPr>
+        <w:t xml:space="preserve">一般来说，名词作定语要用单数，比如 a shoe shop 鞋店，不说 shoes shop。</w:t>
+      </w:r>
+    </w:p>
+    <w:p>
+      <w:pPr>
+        <w:spacing w:after="160" w:line="380"/>
+        <w:ind w:firstLine="480"/>
+      </w:pPr>
+      <w:r>
+        <w:rPr>
+          <w:rFonts w:ascii="SimSun" w:cs="SimSun" w:eastAsia="SimSun" w:hAnsi="SimSun"/>
+          <w:sz w:val="24"/>
+          <w:szCs w:val="24"/>
+        </w:rPr>
+        <w:t xml:space="preserve">可 man 和 woman 是例外。它们作定语的时候，要跟着后面那个名词一起变复数。</w:t>
+      </w:r>
+    </w:p>
+    <w:p>
+      <w:pPr>
+        <w:spacing w:after="160" w:line="380"/>
+        <w:ind w:firstLine="480"/>
+      </w:pPr>
+      <w:r>
+        <w:rPr>
+          <w:rFonts w:ascii="SimSun" w:cs="SimSun" w:eastAsia="SimSun" w:hAnsi="SimSun"/>
+          <w:sz w:val="24"/>
+          <w:szCs w:val="24"/>
+        </w:rPr>
+        <w:t xml:space="preserve">后面是 doctors，复数，所以前面也得用 women。</w:t>
+      </w:r>
+    </w:p>
+    <w:p>
+      <w:pPr>
+        <w:spacing w:after="160" w:line="380"/>
+        <w:ind w:firstLine="480"/>
+      </w:pPr>
+      <w:r>
+        <w:rPr>
+          <w:rFonts w:ascii="SimSun" w:cs="SimSun" w:eastAsia="SimSun" w:hAnsi="SimSun"/>
+          <w:sz w:val="24"/>
+          <w:szCs w:val="24"/>
+        </w:rPr>
+        <w:t xml:space="preserve">所以这儿填 women。</w:t>
+      </w:r>
+    </w:p>
+    <w:p>
+      <w:pPr>
+        <w:spacing w:after="160" w:line="380"/>
+        <w:ind w:firstLine="480"/>
+      </w:pPr>
+      <w:r>
+        <w:rPr>
+          <w:rFonts w:ascii="SimSun" w:cs="SimSun" w:eastAsia="SimSun" w:hAnsi="SimSun"/>
+          <w:sz w:val="24"/>
+          <w:szCs w:val="24"/>
+        </w:rPr>
+        <w:t xml:space="preserve">你把这条单独记一下：man 和 woman 作定语时，前后一起变复数。men drivers、women doctors，都是这个道理。</w:t>
       </w:r>
     </w:p>
     <w:p>

--- a/docs/Level1/高中英语语法切片-Level1-第10课-复数不规则变化.docx
+++ b/docs/Level1/高中英语语法切片-Level1-第10课-复数不规则变化.docx
@@ -1526,7 +1526,7 @@
           <w:sz w:val="24"/>
           <w:szCs w:val="24"/>
         </w:rPr>
-        <w:t xml:space="preserve">这样一来，你看，复数跟单数长得一模一样，什么都不加。</w:t>
+        <w:t xml:space="preserve">你看，复数跟单数长得一模一样，什么都不加。</w:t>
       </w:r>
     </w:p>
     <w:p>

--- a/docs/Level1/高中英语语法切片-Level1-第10课-复数不规则变化.docx
+++ b/docs/Level1/高中英语语法切片-Level1-第10课-复数不规则变化.docx
@@ -127,7 +127,7 @@
           <w:sz w:val="24"/>
           <w:szCs w:val="24"/>
         </w:rPr>
-        <w:t xml:space="preserve">来，今天我给你把它们分成四组，一组一组过。分好组之后，你会发现比想象中好记得多。</w:t>
+        <w:t xml:space="preserve">来，今天我跟你说，我给你把它们分成四组，一组一组过。分好组之后，你会发现比想象中好记得多。</w:t>
       </w:r>
     </w:p>
     <w:p>
@@ -383,7 +383,7 @@
           <w:sz w:val="24"/>
           <w:szCs w:val="24"/>
         </w:rPr>
-        <w:t xml:space="preserve">先自己动笔，两个空都写。写好了？</w:t>
+        <w:t xml:space="preserve">先自己动笔，两个空都写。写好了呢？</w:t>
       </w:r>
     </w:p>
     <w:p>
@@ -567,7 +567,7 @@
           <w:sz w:val="24"/>
           <w:szCs w:val="24"/>
         </w:rPr>
-        <w:t xml:space="preserve">这道题你先写，写完再听。写好了？</w:t>
+        <w:t xml:space="preserve">这道题你先写，写完再听。写好了呢？</w:t>
       </w:r>
     </w:p>
     <w:p>
@@ -651,7 +651,7 @@
           <w:sz w:val="24"/>
           <w:szCs w:val="24"/>
         </w:rPr>
-        <w:t xml:space="preserve">同一类的还有 foot 脚变 feet，goose 鹅变 geese。你看，全是 oo 改 ee。</w:t>
+        <w:t xml:space="preserve">同一类的还有 foot 脚变 feet，goose 鹅变 geese。你看啊，全是 oo 改 ee。</w:t>
       </w:r>
     </w:p>
     <w:p>
@@ -766,7 +766,7 @@
           <w:sz w:val="24"/>
           <w:szCs w:val="24"/>
         </w:rPr>
-        <w:t xml:space="preserve">你想想，那 peoples 什么时候用？表示「多个民族」的时候才用。这句话说大厅里有很多人，所以应该是 many people。</w:t>
+        <w:t xml:space="preserve">你想想啊，那 peoples 什么时候用？表示「多个民族」的时候才用。这句话说大厅里有很多人，所以应该是 many people。</w:t>
       </w:r>
     </w:p>
     <w:p>
@@ -936,7 +936,7 @@
           <w:sz w:val="24"/>
           <w:szCs w:val="24"/>
         </w:rPr>
-        <w:t xml:space="preserve">先自己写一个，写完我们比对。写好了？</w:t>
+        <w:t xml:space="preserve">先自己写一个，写完我们比对。写好了呢？</w:t>
       </w:r>
     </w:p>
     <w:p>
@@ -964,7 +964,7 @@
           <w:sz w:val="24"/>
           <w:szCs w:val="24"/>
         </w:rPr>
-        <w:t xml:space="preserve">你记住，合成词变复数有个规矩：把里面那个真正的中心名词变复数，不是整个词的最后加 s。</w:t>
+        <w:t xml:space="preserve">你记住啊，合成词变复数有个规矩：把里面那个真正的中心名词变复数，不是整个词的最后加 s。</w:t>
       </w:r>
     </w:p>
     <w:p>
@@ -1120,7 +1120,7 @@
           <w:sz w:val="24"/>
           <w:szCs w:val="24"/>
         </w:rPr>
-        <w:t xml:space="preserve">你注意，它不是加 s，是加 ren，而且中间的拼写也变了。</w:t>
+        <w:t xml:space="preserve">你注意啊，它不是加 s，是加 ren，而且中间的拼写也变了。</w:t>
       </w:r>
     </w:p>
     <w:p>
@@ -1204,6 +1204,20 @@
           <w:sz w:val="24"/>
           <w:szCs w:val="24"/>
         </w:rPr>
+        <w:t xml:space="preserve">对了，这里我先撂在这儿，后面还会用到它。</w:t>
+      </w:r>
+    </w:p>
+    <w:p>
+      <w:pPr>
+        <w:spacing w:after="160" w:line="380"/>
+        <w:ind w:firstLine="480"/>
+      </w:pPr>
+      <w:r>
+        <w:rPr>
+          <w:rFonts w:ascii="SimSun" w:cs="SimSun" w:eastAsia="SimSun" w:hAnsi="SimSun"/>
+          <w:sz w:val="24"/>
+          <w:szCs w:val="24"/>
+        </w:rPr>
         <w:t xml:space="preserve">好，先说第一组：内部元音变化。</w:t>
       </w:r>
     </w:p>
@@ -1302,7 +1316,7 @@
           <w:sz w:val="24"/>
           <w:szCs w:val="24"/>
         </w:rPr>
-        <w:t xml:space="preserve">这六个是这一组的全部，你抄下来。</w:t>
+        <w:t xml:space="preserve">这六个是这一组的全部，你抄下来啊。</w:t>
       </w:r>
     </w:p>
     <w:p>
@@ -1428,7 +1442,7 @@
           <w:sz w:val="24"/>
           <w:szCs w:val="24"/>
         </w:rPr>
-        <w:t xml:space="preserve">你注意，这个词第八课出现过——那时候我们说它是可数名词，现在你知道它的复数长什么样了。</w:t>
+        <w:t xml:space="preserve">你注意啊，这个词第八课出现过——那时候我们说它是可数名词，现在你知道它的复数长什么样了。</w:t>
       </w:r>
     </w:p>
     <w:p>
@@ -1456,7 +1470,7 @@
           <w:sz w:val="24"/>
           <w:szCs w:val="24"/>
         </w:rPr>
-        <w:t xml:space="preserve">就这两个，记住就行。</w:t>
+        <w:t xml:space="preserve">就这两个，记住就行了。</w:t>
       </w:r>
     </w:p>
     <w:p>
@@ -1526,7 +1540,7 @@
           <w:sz w:val="24"/>
           <w:szCs w:val="24"/>
         </w:rPr>
-        <w:t xml:space="preserve">你看，复数跟单数长得一模一样，什么都不加。</w:t>
+        <w:t xml:space="preserve">你看啊，复数跟单数长得一模一样，什么都不加。</w:t>
       </w:r>
     </w:p>
     <w:p>
@@ -1568,7 +1582,7 @@
           <w:sz w:val="24"/>
           <w:szCs w:val="24"/>
         </w:rPr>
-        <w:t xml:space="preserve">那问题来了，长得一样，怎么知道是单数还是复数？</w:t>
+        <w:t xml:space="preserve">那问题就来了啊，长得一样，怎么知道是单数还是复数？</w:t>
       </w:r>
     </w:p>
     <w:p>
@@ -2370,7 +2384,7 @@
           <w:sz w:val="24"/>
           <w:szCs w:val="24"/>
         </w:rPr>
-        <w:t xml:space="preserve">所以两道例题做完了。今天的东西我给你压一压，五句话拿走。</w:t>
+        <w:t xml:space="preserve">所以两道例题做完了。今天的东西我跟你说，我给你压一压，五句话拿走。</w:t>
       </w:r>
     </w:p>
     <w:p>
@@ -2482,7 +2496,7 @@
           <w:sz w:val="24"/>
           <w:szCs w:val="24"/>
         </w:rPr>
-        <w:t xml:space="preserve">道理讲完了。接下来轮到你动手。</w:t>
+        <w:t xml:space="preserve">道理讲完了。对了，我再多说一句——上面这些你要是一遍记不住，别硬背，回头把题再做一遍，做熟了自然就记住了。接下来轮到你动手。</w:t>
       </w:r>
     </w:p>
     <w:p>
@@ -2497,6 +2511,20 @@
           <w:szCs w:val="24"/>
         </w:rPr>
         <w:t xml:space="preserve">换句话说，下面六道随堂练习。每道先自己做，做完再听。</w:t>
+      </w:r>
+    </w:p>
+    <w:p>
+      <w:pPr>
+        <w:spacing w:after="160" w:line="380"/>
+        <w:ind w:firstLine="480"/>
+      </w:pPr>
+      <w:r>
+        <w:rPr>
+          <w:rFonts w:ascii="SimSun" w:cs="SimSun" w:eastAsia="SimSun" w:hAnsi="SimSun"/>
+          <w:sz w:val="24"/>
+          <w:szCs w:val="24"/>
+        </w:rPr>
+        <w:t xml:space="preserve">顺便说一句，这个地方我教了这么多年，年年有人栽在这儿。</w:t>
       </w:r>
     </w:p>
     <w:p>
@@ -2596,21 +2624,21 @@
           <w:sz w:val="24"/>
           <w:szCs w:val="24"/>
         </w:rPr>
-        <w:t xml:space="preserve">可关键不在这儿。你注意，这句话里的 woman 是修饰 doctors 的，它在当定语用。</w:t>
-      </w:r>
-    </w:p>
-    <w:p>
-      <w:pPr>
-        <w:spacing w:after="160" w:line="380"/>
-        <w:ind w:firstLine="480"/>
-      </w:pPr>
-      <w:r>
-        <w:rPr>
-          <w:rFonts w:ascii="SimSun" w:cs="SimSun" w:eastAsia="SimSun" w:hAnsi="SimSun"/>
-          <w:sz w:val="24"/>
-          <w:szCs w:val="24"/>
-        </w:rPr>
-        <w:t xml:space="preserve">那定语用单数还是复数？</w:t>
+        <w:t xml:space="preserve">可关键不在这儿。你注意啊，这句话里的 woman 是修饰 doctors 的，它在当定语用。</w:t>
+      </w:r>
+    </w:p>
+    <w:p>
+      <w:pPr>
+        <w:spacing w:after="160" w:line="380"/>
+        <w:ind w:firstLine="480"/>
+      </w:pPr>
+      <w:r>
+        <w:rPr>
+          <w:rFonts w:ascii="SimSun" w:cs="SimSun" w:eastAsia="SimSun" w:hAnsi="SimSun"/>
+          <w:sz w:val="24"/>
+          <w:szCs w:val="24"/>
+        </w:rPr>
+        <w:t xml:space="preserve">那定语用单数还是复数呢？</w:t>
       </w:r>
     </w:p>
     <w:p>
@@ -3121,7 +3149,7 @@
           <w:sz w:val="24"/>
           <w:szCs w:val="24"/>
         </w:rPr>
-        <w:t xml:space="preserve">有没有发现？</w:t>
+        <w:t xml:space="preserve">有没有发现呢？</w:t>
       </w:r>
     </w:p>
     <w:p>
@@ -3149,7 +3177,7 @@
           <w:sz w:val="24"/>
           <w:szCs w:val="24"/>
         </w:rPr>
-        <w:t xml:space="preserve">选择题，先圈一个。圈好了？</w:t>
+        <w:t xml:space="preserve">选择题，先圈一个。圈好了呢？</w:t>
       </w:r>
     </w:p>
     <w:p>
@@ -3361,7 +3389,7 @@
           <w:sz w:val="24"/>
           <w:szCs w:val="24"/>
         </w:rPr>
-        <w:t xml:space="preserve">你看，那这个词里谁是中心？son，儿子。in 和 law 一个是介词一个是名词，但它们只是修饰用的。</w:t>
+        <w:t xml:space="preserve">你看啊，那这个词里谁是中心？son，儿子。in 和 law 一个是介词一个是名词，但它们只是修饰用的。</w:t>
       </w:r>
     </w:p>
     <w:p>

--- a/docs/Level1/高中英语语法切片-Level1-第10课-复数不规则变化.docx
+++ b/docs/Level1/高中英语语法切片-Level1-第10课-复数不规则变化.docx
@@ -1204,7 +1204,7 @@
           <w:sz w:val="24"/>
           <w:szCs w:val="24"/>
         </w:rPr>
-        <w:t xml:space="preserve">对了，这里我先撂在这儿，后面还会用到它。</w:t>
+        <w:t xml:space="preserve">我插一句：这一类没什么道理可讲，就是得背，好在数量不多。</w:t>
       </w:r>
     </w:p>
     <w:p>

--- a/docs/Level1/高中英语语法切片-Level1-第10课-复数不规则变化.docx
+++ b/docs/Level1/高中英语语法切片-Level1-第10课-复数不规则变化.docx
@@ -3177,7 +3177,7 @@
           <w:sz w:val="24"/>
           <w:szCs w:val="24"/>
         </w:rPr>
-        <w:t xml:space="preserve">选择题，先圈一个。圈好了呢？</w:t>
+        <w:t xml:space="preserve">选择题，先自己选一个。</w:t>
       </w:r>
     </w:p>
     <w:p>

--- a/docs/Level1/高中英语语法切片-Level1-第10课-复数不规则变化.docx
+++ b/docs/Level1/高中英语语法切片-Level1-第10课-复数不规则变化.docx
@@ -199,6 +199,20 @@
           <w:sz w:val="24"/>
           <w:szCs w:val="24"/>
         </w:rPr>
+        <w:t xml:space="preserve">我猜有人已经写完了，可答案不一定对。</w:t>
+      </w:r>
+    </w:p>
+    <w:p>
+      <w:pPr>
+        <w:spacing w:after="160" w:line="380"/>
+        <w:ind w:firstLine="480"/>
+      </w:pPr>
+      <w:r>
+        <w:rPr>
+          <w:rFonts w:ascii="SimSun" w:cs="SimSun" w:eastAsia="SimSun" w:hAnsi="SimSun"/>
+          <w:sz w:val="24"/>
+          <w:szCs w:val="24"/>
+        </w:rPr>
         <w:t xml:space="preserve">先自己写，写完我们对答案。写好了吗？</w:t>
       </w:r>
     </w:p>
@@ -369,6 +383,20 @@
           <w:sz w:val="24"/>
           <w:szCs w:val="24"/>
         </w:rPr>
+        <w:t xml:space="preserve">这道题很多同学会栽，你注意听。</w:t>
+      </w:r>
+    </w:p>
+    <w:p>
+      <w:pPr>
+        <w:spacing w:after="160" w:line="380"/>
+        <w:ind w:firstLine="480"/>
+      </w:pPr>
+      <w:r>
+        <w:rPr>
+          <w:rFonts w:ascii="SimSun" w:cs="SimSun" w:eastAsia="SimSun" w:hAnsi="SimSun"/>
+          <w:sz w:val="24"/>
+          <w:szCs w:val="24"/>
+        </w:rPr>
         <w:t xml:space="preserve">这一步跟上了吗？</w:t>
       </w:r>
     </w:p>
@@ -567,6 +595,20 @@
           <w:sz w:val="24"/>
           <w:szCs w:val="24"/>
         </w:rPr>
+        <w:t xml:space="preserve">我知道有人第一反应是直接填进去。先别急。</w:t>
+      </w:r>
+    </w:p>
+    <w:p>
+      <w:pPr>
+        <w:spacing w:after="160" w:line="380"/>
+        <w:ind w:firstLine="480"/>
+      </w:pPr>
+      <w:r>
+        <w:rPr>
+          <w:rFonts w:ascii="SimSun" w:cs="SimSun" w:eastAsia="SimSun" w:hAnsi="SimSun"/>
+          <w:sz w:val="24"/>
+          <w:szCs w:val="24"/>
+        </w:rPr>
         <w:t xml:space="preserve">这道题你先写，写完再听。写好了呢？</w:t>
       </w:r>
     </w:p>
@@ -724,6 +766,20 @@
           <w:sz w:val="24"/>
           <w:szCs w:val="24"/>
         </w:rPr>
+        <w:t xml:space="preserve">这个地方我年年见人丢分。</w:t>
+      </w:r>
+    </w:p>
+    <w:p>
+      <w:pPr>
+        <w:spacing w:after="160" w:line="380"/>
+        <w:ind w:firstLine="480"/>
+      </w:pPr>
+      <w:r>
+        <w:rPr>
+          <w:rFonts w:ascii="SimSun" w:cs="SimSun" w:eastAsia="SimSun" w:hAnsi="SimSun"/>
+          <w:sz w:val="24"/>
+          <w:szCs w:val="24"/>
+        </w:rPr>
         <w:t xml:space="preserve">选择题，你先圈一个。圈好了吗？</w:t>
       </w:r>
     </w:p>
@@ -936,6 +992,20 @@
           <w:sz w:val="24"/>
           <w:szCs w:val="24"/>
         </w:rPr>
+        <w:t xml:space="preserve">有的同学看到这儿就慌了。别慌。</w:t>
+      </w:r>
+    </w:p>
+    <w:p>
+      <w:pPr>
+        <w:spacing w:after="160" w:line="380"/>
+        <w:ind w:firstLine="480"/>
+      </w:pPr>
+      <w:r>
+        <w:rPr>
+          <w:rFonts w:ascii="SimSun" w:cs="SimSun" w:eastAsia="SimSun" w:hAnsi="SimSun"/>
+          <w:sz w:val="24"/>
+          <w:szCs w:val="24"/>
+        </w:rPr>
         <w:t xml:space="preserve">先自己写一个，写完我们比对。写好了呢？</w:t>
       </w:r>
     </w:p>
@@ -1386,6 +1456,20 @@
           <w:sz w:val="24"/>
           <w:szCs w:val="24"/>
         </w:rPr>
+        <w:t xml:space="preserve">对了，补一句：这些东西你别孤立地记，跟前面学的串起来省一半力气。</w:t>
+      </w:r>
+    </w:p>
+    <w:p>
+      <w:pPr>
+        <w:spacing w:after="160" w:line="380"/>
+        <w:ind w:firstLine="480"/>
+      </w:pPr>
+      <w:r>
+        <w:rPr>
+          <w:rFonts w:ascii="SimSun" w:cs="SimSun" w:eastAsia="SimSun" w:hAnsi="SimSun"/>
+          <w:sz w:val="24"/>
+          <w:szCs w:val="24"/>
+        </w:rPr>
         <w:t xml:space="preserve">这一类不加 s，你注意，它加的是别的东西。</w:t>
       </w:r>
     </w:p>
@@ -1694,6 +1778,20 @@
           <w:sz w:val="24"/>
           <w:szCs w:val="24"/>
         </w:rPr>
+        <w:t xml:space="preserve">顺带提一嘴：这个点后面几节课还会用到，你现在多花一分钟不亏。</w:t>
+      </w:r>
+    </w:p>
+    <w:p>
+      <w:pPr>
+        <w:spacing w:after="160" w:line="380"/>
+        <w:ind w:firstLine="480"/>
+      </w:pPr>
+      <w:r>
+        <w:rPr>
+          <w:rFonts w:ascii="SimSun" w:cs="SimSun" w:eastAsia="SimSun" w:hAnsi="SimSun"/>
+          <w:sz w:val="24"/>
+          <w:szCs w:val="24"/>
+        </w:rPr>
         <w:t xml:space="preserve">就一句话。</w:t>
       </w:r>
     </w:p>
@@ -1750,7 +1848,7 @@
           <w:sz w:val="24"/>
           <w:szCs w:val="24"/>
         </w:rPr>
-        <w:t xml:space="preserve">这一类最容易骗人。</w:t>
+        <w:t xml:space="preserve">这一类最容易骗人，很多同学看它是单数就用单数谓语。</w:t>
       </w:r>
     </w:p>
     <w:p>
@@ -2371,6 +2469,20 @@
           <w:szCs w:val="24"/>
         </w:rPr>
         <w:t xml:space="preserve">你把这两个词记牢：police 和 people，看着单数，用起来复数。</w:t>
+      </w:r>
+    </w:p>
+    <w:p>
+      <w:pPr>
+        <w:spacing w:after="160" w:line="380"/>
+        <w:ind w:firstLine="480"/>
+      </w:pPr>
+      <w:r>
+        <w:rPr>
+          <w:rFonts w:ascii="SimSun" w:cs="SimSun" w:eastAsia="SimSun" w:hAnsi="SimSun"/>
+          <w:sz w:val="24"/>
+          <w:szCs w:val="24"/>
+        </w:rPr>
+        <w:t xml:space="preserve">我插一句啊，这一段要是没跟上，你倒回去再听一遍，别往下硬走。</w:t>
       </w:r>
     </w:p>
     <w:p>

--- a/docs/Level1/高中英语语法切片-Level1-第10课-复数不规则变化.docx
+++ b/docs/Level1/高中英语语法切片-Level1-第10课-复数不规则变化.docx
@@ -127,7 +127,7 @@
           <w:sz w:val="24"/>
           <w:szCs w:val="24"/>
         </w:rPr>
-        <w:t xml:space="preserve">来，今天我跟你说，我给你把它们分成四组，一组一组过。分好组之后，你会发现比想象中好记得多。</w:t>
+        <w:t xml:space="preserve">来，今天我们来看把它们分成四组，一组一组过。分好组之后，你会发现比想象中好记得多。</w:t>
       </w:r>
     </w:p>
     <w:p>
@@ -1568,7 +1568,7 @@
           <w:sz w:val="24"/>
           <w:szCs w:val="24"/>
         </w:rPr>
-        <w:t xml:space="preserve">不过我特别提醒你 children。这个词本身已经是复数了，你千万别再加 s 写成 childrens。</w:t>
+        <w:t xml:space="preserve">不过这里有一点要单独说 children。这个词本身已经是复数了，你千万别再加 s 写成 childrens。</w:t>
       </w:r>
     </w:p>
     <w:p>
@@ -2496,7 +2496,7 @@
           <w:sz w:val="24"/>
           <w:szCs w:val="24"/>
         </w:rPr>
-        <w:t xml:space="preserve">所以两道例题做完了。今天的东西我跟你说，我给你压一压，五句话拿走。</w:t>
+        <w:t xml:space="preserve">所以两道例题做完了。今天的东西我们来看压一压，五句话拿走。</w:t>
       </w:r>
     </w:p>
     <w:p>
